--- a/docs/AVL-EEG-017_RevC_approved_vendor_list.docx
+++ b/docs/AVL-EEG-017_RevC_approved_vendor_list.docx
@@ -665,13 +665,43 @@
         <w:t xml:space="preserve"> </w:t>
       </w:r>
       <w:r>
-        <w:t xml:space="preserve">connections relaxed to get there, and the data released for review and not for fabrication –</w:t>
-      </w:r>
-      <w:r>
-        <w:t xml:space="preserve"> </w:t>
-      </w:r>
-      <w:r>
-        <w:t xml:space="preserve">and the fiducial ruling is cited as RUL-EEG-021 Rev B rather than as the uncontrolled worksheet</w:t>
+        <w:t xml:space="preserve">connections relaxed to get there.</w:t>
+      </w:r>
+      <w:r>
+        <w:t xml:space="preserve"> </w:t>
+      </w:r>
+      <w:r>
+        <w:rPr>
+          <w:b/>
+          <w:bCs/>
+        </w:rPr>
+        <w:t xml:space="preserve">That release state is superseded: Rev B is withdrawn from</w:t>
+      </w:r>
+      <w:r>
+        <w:rPr>
+          <w:b/>
+          <w:bCs/>
+        </w:rPr>
+        <w:t xml:space="preserve"> </w:t>
+      </w:r>
+      <w:r>
+        <w:rPr>
+          <w:b/>
+          <w:bCs/>
+        </w:rPr>
+        <w:t xml:space="preserve">fabrication (ECO-EEG-030) and Rev C is unrouted.</w:t>
+      </w:r>
+      <w:r>
+        <w:t xml:space="preserve"> </w:t>
+      </w:r>
+      <w:r>
+        <w:t xml:space="preserve">The fiducial ruling</w:t>
+      </w:r>
+      <w:r>
+        <w:t xml:space="preserve"> </w:t>
+      </w:r>
+      <w:r>
+        <w:t xml:space="preserve">is cited as RUL-EEG-021 Rev B rather than as the uncontrolled worksheet</w:t>
       </w:r>
       <w:r>
         <w:t xml:space="preserve"> </w:t>
@@ -8558,25 +8588,59 @@
           <w:b/>
           <w:bCs/>
         </w:rPr>
-        <w:t xml:space="preserve">released for review, not for fabrication</w:t>
-      </w:r>
-      <w:r>
-        <w:t xml:space="preserve"> </w:t>
-      </w:r>
-      <w:r>
-        <w:t xml:space="preserve">– see the routing result at the end</w:t>
-      </w:r>
-      <w:r>
-        <w:t xml:space="preserve"> </w:t>
-      </w:r>
-      <w:r>
-        <w:t xml:space="preserve">of this section – so it supports a quotation and a layout review, and not yet an order. The</w:t>
-      </w:r>
-      <w:r>
-        <w:t xml:space="preserve"> </w:t>
-      </w:r>
-      <w:r>
-        <w:t xml:space="preserve">review is RFQ-EEG-002A; a bare-board order follows it. The isolation keep-out and the</w:t>
+        <w:t xml:space="preserve">withdrawn from fabrication</w:t>
+      </w:r>
+      <w:r>
+        <w:t xml:space="preserve"> </w:t>
+      </w:r>
+      <w:r>
+        <w:t xml:space="preserve">(ECO-EEG-030) and</w:t>
+      </w:r>
+      <w:r>
+        <w:t xml:space="preserve"> </w:t>
+      </w:r>
+      <w:r>
+        <w:rPr>
+          <w:b/>
+          <w:bCs/>
+        </w:rPr>
+        <w:t xml:space="preserve">Rev C is unrouted</w:t>
+      </w:r>
+      <w:r>
+        <w:t xml:space="preserve">, so there</w:t>
+      </w:r>
+      <w:r>
+        <w:t xml:space="preserve"> </w:t>
+      </w:r>
+      <w:r>
+        <w:t xml:space="preserve">is no bare-board data to quote against or to order from – see the end of this section. What</w:t>
+      </w:r>
+      <w:r>
+        <w:t xml:space="preserve"> </w:t>
+      </w:r>
+      <w:r>
+        <w:t xml:space="preserve">exists for Rev C is the layout input set in</w:t>
+      </w:r>
+      <w:r>
+        <w:t xml:space="preserve"> </w:t>
+      </w:r>
+      <w:r>
+        <w:rPr>
+          <w:rStyle w:val="VerbatimChar"/>
+        </w:rPr>
+        <w:t xml:space="preserve">kicad/RevC_layout_inputs/</w:t>
+      </w:r>
+      <w:r>
+        <w:t xml:space="preserve"> </w:t>
+      </w:r>
+      <w:r>
+        <w:t xml:space="preserve">and the rule sheet</w:t>
+      </w:r>
+      <w:r>
+        <w:t xml:space="preserve"> </w:t>
+      </w:r>
+      <w:r>
+        <w:t xml:space="preserve">LAY-EEG-034. The isolation keep-out and the</w:t>
       </w:r>
       <w:r>
         <w:t xml:space="preserve"> </w:t>
@@ -9238,37 +9302,43 @@
           <w:b/>
           <w:bCs/>
         </w:rPr>
-        <w:t xml:space="preserve">The fabrication data is RELEASED FOR REVIEW under RFQ-EEG-002A, not for fabrication.</w:t>
-      </w:r>
-      <w:r>
-        <w:t xml:space="preserve"> </w:t>
-      </w:r>
-      <w:r>
-        <w:t xml:space="preserve">The</w:t>
-      </w:r>
-      <w:r>
-        <w:t xml:space="preserve"> </w:t>
-      </w:r>
-      <w:r>
-        <w:t xml:space="preserve">release gate of ECO-EEG-016 §3 – zero DRC violations, every net one connected copper island,</w:t>
-      </w:r>
-      <w:r>
-        <w:t xml:space="preserve"> </w:t>
-      </w:r>
-      <w:r>
-        <w:t xml:space="preserve">both inner planes continuous under the analogue zone – is met on all three counts. What has not</w:t>
-      </w:r>
-      <w:r>
-        <w:t xml:space="preserve"> </w:t>
-      </w:r>
-      <w:r>
-        <w:t xml:space="preserve">happened is a human layout review: the routing came from the programme’s own tools and no layout</w:t>
-      </w:r>
-      <w:r>
-        <w:t xml:space="preserve"> </w:t>
-      </w:r>
-      <w:r>
-        <w:t xml:space="preserve">engineer has looked at it.</w:t>
+        <w:t xml:space="preserve">Rev B is WITHDRAWN FROM FABRICATION and Rev C is unrouted.</w:t>
+      </w:r>
+      <w:r>
+        <w:t xml:space="preserve"> </w:t>
+      </w:r>
+      <w:r>
+        <w:t xml:space="preserve">The release gate of</w:t>
+      </w:r>
+      <w:r>
+        <w:t xml:space="preserve"> </w:t>
+      </w:r>
+      <w:r>
+        <w:t xml:space="preserve">ECO-EEG-016 §3 – zero DRC violations, every net one connected copper island, both inner planes</w:t>
+      </w:r>
+      <w:r>
+        <w:t xml:space="preserve"> </w:t>
+      </w:r>
+      <w:r>
+        <w:t xml:space="preserve">continuous under the analogue zone – was met on all three counts, and it was not enough. A</w:t>
+      </w:r>
+      <w:r>
+        <w:t xml:space="preserve"> </w:t>
+      </w:r>
+      <w:r>
+        <w:t xml:space="preserve">layout engineer read the board between 3 and 5 September 2026, declined the review and advised</w:t>
+      </w:r>
+      <w:r>
+        <w:t xml:space="preserve"> </w:t>
+      </w:r>
+      <w:r>
+        <w:t xml:space="preserve">a redesign; six of his seven findings were rules that DRC did not have, and the same geometry</w:t>
+      </w:r>
+      <w:r>
+        <w:t xml:space="preserve"> </w:t>
+      </w:r>
+      <w:r>
+        <w:t xml:space="preserve">regraded under them shows 1 311 occurrences (ECO-EEG-032).</w:t>
       </w:r>
       <w:r>
         <w:t xml:space="preserve"> </w:t>
@@ -9278,7 +9348,7 @@
           <w:b/>
           <w:bCs/>
         </w:rPr>
-        <w:t xml:space="preserve">This document therefore supports a quotation against the bare-board</w:t>
+        <w:t xml:space="preserve">There is no bare-board data to</w:t>
       </w:r>
       <w:r>
         <w:rPr>
@@ -9292,21 +9362,28 @@
           <w:b/>
           <w:bCs/>
         </w:rPr>
-        <w:t xml:space="preserve">line above, and the data may be issued for that review; a bare-board order follows the review,</w:t>
+        <w:t xml:space="preserve">quote against or to order from.</w:t>
+      </w:r>
+      <w:r>
+        <w:t xml:space="preserve"> </w:t>
+      </w:r>
+      <w:r>
+        <w:t xml:space="preserve">Placement and routing of Rev C are bought; the input set is</w:t>
+      </w:r>
+      <w:r>
+        <w:t xml:space="preserve"> </w:t>
       </w:r>
       <w:r>
         <w:rPr>
-          <w:b/>
-          <w:bCs/>
+          <w:rStyle w:val="VerbatimChar"/>
         </w:rPr>
-        <w:t xml:space="preserve"> </w:t>
-      </w:r>
-      <w:r>
-        <w:rPr>
-          <w:b/>
-          <w:bCs/>
-        </w:rPr>
-        <w:t xml:space="preserve">not this page.</w:t>
+        <w:t xml:space="preserve">kicad/RevC_layout_inputs/</w:t>
+      </w:r>
+      <w:r>
+        <w:t xml:space="preserve"> </w:t>
+      </w:r>
+      <w:r>
+        <w:t xml:space="preserve">and the rules are LAY-EEG-034.</w:t>
       </w:r>
     </w:p>
     <w:bookmarkEnd w:id="16"/>
@@ -31411,10 +31488,10 @@
         <w:tblLook w:firstRow="1" w:lastRow="0" w:firstColumn="0" w:lastColumn="0" w:noHBand="0" w:noVBand="0" w:val="0020"/>
       </w:tblPr>
       <w:tblGrid>
-        <w:gridCol w:w="1284"/>
-        <w:gridCol w:w="3045"/>
-        <w:gridCol w:w="2486"/>
-        <w:gridCol w:w="2596"/>
+        <w:gridCol w:w="1288"/>
+        <w:gridCol w:w="3043"/>
+        <w:gridCol w:w="2471"/>
+        <w:gridCol w:w="2609"/>
       </w:tblGrid>
       <w:tr>
         <w:trPr>
@@ -31423,7 +31500,7 @@
         </w:trPr>
         <w:tc>
           <w:tcPr>
-            <w:tcW w:w="1284" w:type="dxa"/>
+            <w:tcW w:w="1288" w:type="dxa"/>
           </w:tcPr>
           <w:p>
             <w:pPr>
@@ -31436,7 +31513,7 @@
         </w:tc>
         <w:tc>
           <w:tcPr>
-            <w:tcW w:w="3045" w:type="dxa"/>
+            <w:tcW w:w="3043" w:type="dxa"/>
           </w:tcPr>
           <w:p>
             <w:pPr>
@@ -31449,7 +31526,7 @@
         </w:tc>
         <w:tc>
           <w:tcPr>
-            <w:tcW w:w="2486" w:type="dxa"/>
+            <w:tcW w:w="2471" w:type="dxa"/>
           </w:tcPr>
           <w:p>
             <w:pPr>
@@ -31462,7 +31539,7 @@
         </w:tc>
         <w:tc>
           <w:tcPr>
-            <w:tcW w:w="2596" w:type="dxa"/>
+            <w:tcW w:w="2609" w:type="dxa"/>
           </w:tcPr>
           <w:p>
             <w:pPr>
@@ -31480,7 +31557,7 @@
         </w:trPr>
         <w:tc>
           <w:tcPr>
-            <w:tcW w:w="1284" w:type="dxa"/>
+            <w:tcW w:w="1288" w:type="dxa"/>
           </w:tcPr>
           <w:p>
             <w:pPr>
@@ -31493,7 +31570,7 @@
         </w:tc>
         <w:tc>
           <w:tcPr>
-            <w:tcW w:w="3045" w:type="dxa"/>
+            <w:tcW w:w="3043" w:type="dxa"/>
           </w:tcPr>
           <w:p>
             <w:pPr>
@@ -31531,7 +31608,7 @@
         </w:tc>
         <w:tc>
           <w:tcPr>
-            <w:tcW w:w="2486" w:type="dxa"/>
+            <w:tcW w:w="2471" w:type="dxa"/>
           </w:tcPr>
           <w:p>
             <w:pPr>
@@ -31544,7 +31621,7 @@
         </w:tc>
         <w:tc>
           <w:tcPr>
-            <w:tcW w:w="2596" w:type="dxa"/>
+            <w:tcW w:w="2609" w:type="dxa"/>
           </w:tcPr>
           <w:p>
             <w:pPr>
@@ -31562,7 +31639,7 @@
         </w:trPr>
         <w:tc>
           <w:tcPr>
-            <w:tcW w:w="1284" w:type="dxa"/>
+            <w:tcW w:w="1288" w:type="dxa"/>
           </w:tcPr>
           <w:p>
             <w:pPr>
@@ -31575,7 +31652,7 @@
         </w:tc>
         <w:tc>
           <w:tcPr>
-            <w:tcW w:w="3045" w:type="dxa"/>
+            <w:tcW w:w="3043" w:type="dxa"/>
           </w:tcPr>
           <w:p>
             <w:pPr>
@@ -31595,7 +31672,7 @@
         </w:tc>
         <w:tc>
           <w:tcPr>
-            <w:tcW w:w="2486" w:type="dxa"/>
+            <w:tcW w:w="2471" w:type="dxa"/>
           </w:tcPr>
           <w:p>
             <w:pPr>
@@ -31608,7 +31685,7 @@
         </w:tc>
         <w:tc>
           <w:tcPr>
-            <w:tcW w:w="2596" w:type="dxa"/>
+            <w:tcW w:w="2609" w:type="dxa"/>
           </w:tcPr>
           <w:p>
             <w:pPr>
@@ -31626,7 +31703,7 @@
         </w:trPr>
         <w:tc>
           <w:tcPr>
-            <w:tcW w:w="1284" w:type="dxa"/>
+            <w:tcW w:w="1288" w:type="dxa"/>
           </w:tcPr>
           <w:p>
             <w:pPr>
@@ -31639,7 +31716,7 @@
         </w:tc>
         <w:tc>
           <w:tcPr>
-            <w:tcW w:w="3045" w:type="dxa"/>
+            <w:tcW w:w="3043" w:type="dxa"/>
           </w:tcPr>
           <w:p>
             <w:pPr>
@@ -31662,7 +31739,7 @@
         </w:tc>
         <w:tc>
           <w:tcPr>
-            <w:tcW w:w="2486" w:type="dxa"/>
+            <w:tcW w:w="2471" w:type="dxa"/>
           </w:tcPr>
           <w:p>
             <w:pPr>
@@ -31675,7 +31752,7 @@
         </w:tc>
         <w:tc>
           <w:tcPr>
-            <w:tcW w:w="2596" w:type="dxa"/>
+            <w:tcW w:w="2609" w:type="dxa"/>
           </w:tcPr>
           <w:p>
             <w:pPr>
@@ -31693,7 +31770,7 @@
         </w:trPr>
         <w:tc>
           <w:tcPr>
-            <w:tcW w:w="1284" w:type="dxa"/>
+            <w:tcW w:w="1288" w:type="dxa"/>
           </w:tcPr>
           <w:p>
             <w:pPr>
@@ -31706,7 +31783,7 @@
         </w:tc>
         <w:tc>
           <w:tcPr>
-            <w:tcW w:w="3045" w:type="dxa"/>
+            <w:tcW w:w="3043" w:type="dxa"/>
           </w:tcPr>
           <w:p>
             <w:pPr>
@@ -31729,7 +31806,7 @@
         </w:tc>
         <w:tc>
           <w:tcPr>
-            <w:tcW w:w="2486" w:type="dxa"/>
+            <w:tcW w:w="2471" w:type="dxa"/>
           </w:tcPr>
           <w:p>
             <w:pPr>
@@ -31742,7 +31819,7 @@
         </w:tc>
         <w:tc>
           <w:tcPr>
-            <w:tcW w:w="2596" w:type="dxa"/>
+            <w:tcW w:w="2609" w:type="dxa"/>
           </w:tcPr>
           <w:p>
             <w:pPr>
@@ -31760,7 +31837,7 @@
         </w:trPr>
         <w:tc>
           <w:tcPr>
-            <w:tcW w:w="1284" w:type="dxa"/>
+            <w:tcW w:w="1288" w:type="dxa"/>
           </w:tcPr>
           <w:p>
             <w:pPr>
@@ -31773,7 +31850,7 @@
         </w:tc>
         <w:tc>
           <w:tcPr>
-            <w:tcW w:w="3045" w:type="dxa"/>
+            <w:tcW w:w="3043" w:type="dxa"/>
           </w:tcPr>
           <w:p>
             <w:pPr>
@@ -31809,7 +31886,7 @@
         </w:tc>
         <w:tc>
           <w:tcPr>
-            <w:tcW w:w="2486" w:type="dxa"/>
+            <w:tcW w:w="2471" w:type="dxa"/>
           </w:tcPr>
           <w:p>
             <w:pPr>
@@ -31822,7 +31899,7 @@
         </w:tc>
         <w:tc>
           <w:tcPr>
-            <w:tcW w:w="2596" w:type="dxa"/>
+            <w:tcW w:w="2609" w:type="dxa"/>
           </w:tcPr>
           <w:p>
             <w:pPr>
@@ -31840,7 +31917,7 @@
         </w:trPr>
         <w:tc>
           <w:tcPr>
-            <w:tcW w:w="1284" w:type="dxa"/>
+            <w:tcW w:w="1288" w:type="dxa"/>
           </w:tcPr>
           <w:p>
             <w:pPr>
@@ -31853,7 +31930,7 @@
         </w:tc>
         <w:tc>
           <w:tcPr>
-            <w:tcW w:w="3045" w:type="dxa"/>
+            <w:tcW w:w="3043" w:type="dxa"/>
           </w:tcPr>
           <w:p>
             <w:pPr>
@@ -31891,7 +31968,7 @@
         </w:tc>
         <w:tc>
           <w:tcPr>
-            <w:tcW w:w="2486" w:type="dxa"/>
+            <w:tcW w:w="2471" w:type="dxa"/>
           </w:tcPr>
           <w:p>
             <w:pPr>
@@ -31904,7 +31981,7 @@
         </w:tc>
         <w:tc>
           <w:tcPr>
-            <w:tcW w:w="2596" w:type="dxa"/>
+            <w:tcW w:w="2609" w:type="dxa"/>
           </w:tcPr>
           <w:p>
             <w:pPr>
@@ -31922,7 +31999,7 @@
         </w:trPr>
         <w:tc>
           <w:tcPr>
-            <w:tcW w:w="1284" w:type="dxa"/>
+            <w:tcW w:w="1288" w:type="dxa"/>
           </w:tcPr>
           <w:p>
             <w:pPr>
@@ -31935,7 +32012,7 @@
         </w:tc>
         <w:tc>
           <w:tcPr>
-            <w:tcW w:w="3045" w:type="dxa"/>
+            <w:tcW w:w="3043" w:type="dxa"/>
           </w:tcPr>
           <w:p>
             <w:pPr>
@@ -31973,7 +32050,7 @@
         </w:tc>
         <w:tc>
           <w:tcPr>
-            <w:tcW w:w="2486" w:type="dxa"/>
+            <w:tcW w:w="2471" w:type="dxa"/>
           </w:tcPr>
           <w:p>
             <w:pPr>
@@ -31986,7 +32063,7 @@
         </w:tc>
         <w:tc>
           <w:tcPr>
-            <w:tcW w:w="2596" w:type="dxa"/>
+            <w:tcW w:w="2609" w:type="dxa"/>
           </w:tcPr>
           <w:p>
             <w:pPr>
@@ -32004,7 +32081,7 @@
         </w:trPr>
         <w:tc>
           <w:tcPr>
-            <w:tcW w:w="1284" w:type="dxa"/>
+            <w:tcW w:w="1288" w:type="dxa"/>
           </w:tcPr>
           <w:p>
             <w:pPr>
@@ -32017,7 +32094,7 @@
         </w:tc>
         <w:tc>
           <w:tcPr>
-            <w:tcW w:w="3045" w:type="dxa"/>
+            <w:tcW w:w="3043" w:type="dxa"/>
           </w:tcPr>
           <w:p>
             <w:pPr>
@@ -32040,7 +32117,7 @@
         </w:tc>
         <w:tc>
           <w:tcPr>
-            <w:tcW w:w="2486" w:type="dxa"/>
+            <w:tcW w:w="2471" w:type="dxa"/>
           </w:tcPr>
           <w:p>
             <w:pPr>
@@ -32053,7 +32130,7 @@
         </w:tc>
         <w:tc>
           <w:tcPr>
-            <w:tcW w:w="2596" w:type="dxa"/>
+            <w:tcW w:w="2609" w:type="dxa"/>
           </w:tcPr>
           <w:p>
             <w:pPr>
@@ -32084,7 +32161,7 @@
         </w:trPr>
         <w:tc>
           <w:tcPr>
-            <w:tcW w:w="1284" w:type="dxa"/>
+            <w:tcW w:w="1288" w:type="dxa"/>
           </w:tcPr>
           <w:p>
             <w:pPr>
@@ -32097,7 +32174,7 @@
         </w:tc>
         <w:tc>
           <w:tcPr>
-            <w:tcW w:w="3045" w:type="dxa"/>
+            <w:tcW w:w="3043" w:type="dxa"/>
           </w:tcPr>
           <w:p>
             <w:pPr>
@@ -32120,7 +32197,7 @@
         </w:tc>
         <w:tc>
           <w:tcPr>
-            <w:tcW w:w="2486" w:type="dxa"/>
+            <w:tcW w:w="2471" w:type="dxa"/>
           </w:tcPr>
           <w:p>
             <w:pPr>
@@ -32133,7 +32210,7 @@
         </w:tc>
         <w:tc>
           <w:tcPr>
-            <w:tcW w:w="2596" w:type="dxa"/>
+            <w:tcW w:w="2609" w:type="dxa"/>
           </w:tcPr>
           <w:p>
             <w:pPr>
@@ -32151,7 +32228,7 @@
         </w:trPr>
         <w:tc>
           <w:tcPr>
-            <w:tcW w:w="1284" w:type="dxa"/>
+            <w:tcW w:w="1288" w:type="dxa"/>
           </w:tcPr>
           <w:p>
             <w:pPr>
@@ -32164,7 +32241,7 @@
         </w:tc>
         <w:tc>
           <w:tcPr>
-            <w:tcW w:w="3045" w:type="dxa"/>
+            <w:tcW w:w="3043" w:type="dxa"/>
           </w:tcPr>
           <w:p>
             <w:pPr>
@@ -32181,7 +32258,7 @@
         </w:tc>
         <w:tc>
           <w:tcPr>
-            <w:tcW w:w="2486" w:type="dxa"/>
+            <w:tcW w:w="2471" w:type="dxa"/>
           </w:tcPr>
           <w:p>
             <w:pPr>
@@ -32194,7 +32271,7 @@
         </w:tc>
         <w:tc>
           <w:tcPr>
-            <w:tcW w:w="2596" w:type="dxa"/>
+            <w:tcW w:w="2609" w:type="dxa"/>
           </w:tcPr>
           <w:p>
             <w:pPr>
@@ -32212,7 +32289,7 @@
         </w:trPr>
         <w:tc>
           <w:tcPr>
-            <w:tcW w:w="1284" w:type="dxa"/>
+            <w:tcW w:w="1288" w:type="dxa"/>
           </w:tcPr>
           <w:p>
             <w:pPr>
@@ -32225,7 +32302,7 @@
         </w:tc>
         <w:tc>
           <w:tcPr>
-            <w:tcW w:w="3045" w:type="dxa"/>
+            <w:tcW w:w="3043" w:type="dxa"/>
           </w:tcPr>
           <w:p>
             <w:pPr>
@@ -32245,7 +32322,7 @@
         </w:tc>
         <w:tc>
           <w:tcPr>
-            <w:tcW w:w="2486" w:type="dxa"/>
+            <w:tcW w:w="2471" w:type="dxa"/>
           </w:tcPr>
           <w:p>
             <w:pPr>
@@ -32258,7 +32335,7 @@
         </w:tc>
         <w:tc>
           <w:tcPr>
-            <w:tcW w:w="2596" w:type="dxa"/>
+            <w:tcW w:w="2609" w:type="dxa"/>
           </w:tcPr>
           <w:p>
             <w:pPr>
@@ -32276,7 +32353,7 @@
         </w:trPr>
         <w:tc>
           <w:tcPr>
-            <w:tcW w:w="1284" w:type="dxa"/>
+            <w:tcW w:w="1288" w:type="dxa"/>
           </w:tcPr>
           <w:p>
             <w:pPr>
@@ -32289,24 +32366,24 @@
         </w:tc>
         <w:tc>
           <w:tcPr>
-            <w:tcW w:w="3045" w:type="dxa"/>
-          </w:tcPr>
-          <w:p>
-            <w:pPr>
-              <w:pStyle w:val="Compact"/>
-            </w:pPr>
-            <w:r>
-              <w:rPr>
-                <w:b/>
-                <w:bCs/>
-              </w:rPr>
-              <w:t xml:space="preserve">The layout has not been reviewed by a human layout engineer.</w:t>
-            </w:r>
-            <w:r>
-              <w:t xml:space="preserve"> </w:t>
-            </w:r>
-            <w:r>
-              <w:t xml:space="preserve">It now passes the programme’s own DRC –</w:t>
+            <w:tcW w:w="3043" w:type="dxa"/>
+          </w:tcPr>
+          <w:p>
+            <w:pPr>
+              <w:pStyle w:val="Compact"/>
+            </w:pPr>
+            <w:r>
+              <w:rPr>
+                <w:b/>
+                <w:bCs/>
+              </w:rPr>
+              <w:t xml:space="preserve">The Rev B layout WAS read by a layout engineer, who declined the review and advised a redesign</w:t>
+            </w:r>
+            <w:r>
+              <w:t xml:space="preserve"> </w:t>
+            </w:r>
+            <w:r>
+              <w:t xml:space="preserve">(3-5 September 2026). It passed the programme’s own DRC –</w:t>
             </w:r>
             <w:r>
               <w:t xml:space="preserve"> </w:t>
@@ -32321,59 +32398,69 @@
               <w:t xml:space="preserve"> </w:t>
             </w:r>
             <w:r>
-              <w:t xml:space="preserve">records zero violations, all 145 nets connected and both inner planes continuous – but it was produced by the programme’s own tools, and it closes at minimum geometry:</w:t>
-            </w:r>
-            <w:r>
-              <w:t xml:space="preserve"> </w:t>
-            </w:r>
-            <w:r>
-              <w:rPr>
-                <w:b/>
-                <w:bCs/>
-              </w:rPr>
-              <w:t xml:space="preserve">169 connections were relaxed</w:t>
-            </w:r>
-            <w:r>
-              <w:t xml:space="preserve">, 36 below the 0.25 mm preferred width and 133 at full width with a reduced gap, all at or above the 0.20 mm minimum. The routing statistics quoted in §1.5 are taken from that report.</w:t>
-            </w:r>
-          </w:p>
-        </w:tc>
-        <w:tc>
-          <w:tcPr>
-            <w:tcW w:w="2486" w:type="dxa"/>
-          </w:tcPr>
-          <w:p>
-            <w:pPr>
-              <w:pStyle w:val="Compact"/>
-            </w:pPr>
-            <w:r>
-              <w:t xml:space="preserve">The data is</w:t>
-            </w:r>
-            <w:r>
-              <w:t xml:space="preserve"> </w:t>
-            </w:r>
-            <w:r>
-              <w:rPr>
-                <w:b/>
-                <w:bCs/>
-              </w:rPr>
-              <w:t xml:space="preserve">released for review, not for fabrication</w:t>
-            </w:r>
-            <w:r>
-              <w:t xml:space="preserve">: quoting against the §1.5 bare-board line is not blocked, and a bare-board order waits on the review. The safety case is separately blocked by item 10.</w:t>
-            </w:r>
-          </w:p>
-        </w:tc>
-        <w:tc>
-          <w:tcPr>
-            <w:tcW w:w="2596" w:type="dxa"/>
-          </w:tcPr>
-          <w:p>
-            <w:pPr>
-              <w:pStyle w:val="Compact"/>
-            </w:pPr>
-            <w:r>
-              <w:t xml:space="preserve">RFQ-EEG-002A: a human layout review and sign-off</w:t>
+              <w:t xml:space="preserve">records zero violations – against a rule set that did not contain six of his seven findings; regraded under them the same geometry shows</w:t>
+            </w:r>
+            <w:r>
+              <w:t xml:space="preserve"> </w:t>
+            </w:r>
+            <w:r>
+              <w:rPr>
+                <w:b/>
+                <w:bCs/>
+              </w:rPr>
+              <w:t xml:space="preserve">1 311</w:t>
+            </w:r>
+            <w:r>
+              <w:t xml:space="preserve"> </w:t>
+            </w:r>
+            <w:r>
+              <w:t xml:space="preserve">occurrences.</w:t>
+            </w:r>
+            <w:r>
+              <w:t xml:space="preserve"> </w:t>
+            </w:r>
+            <w:r>
+              <w:rPr>
+                <w:b/>
+                <w:bCs/>
+              </w:rPr>
+              <w:t xml:space="preserve">Rev B is withdrawn from fabrication and Rev C is unrouted</w:t>
+            </w:r>
+            <w:r>
+              <w:t xml:space="preserve"> </w:t>
+            </w:r>
+            <w:r>
+              <w:t xml:space="preserve">(ECO-EEG-030)</w:t>
+            </w:r>
+          </w:p>
+        </w:tc>
+        <w:tc>
+          <w:tcPr>
+            <w:tcW w:w="2471" w:type="dxa"/>
+          </w:tcPr>
+          <w:p>
+            <w:pPr>
+              <w:pStyle w:val="Compact"/>
+            </w:pPr>
+            <w:r>
+              <w:rPr>
+                <w:b/>
+                <w:bCs/>
+              </w:rPr>
+              <w:t xml:space="preserve">superseded</w:t>
+            </w:r>
+          </w:p>
+        </w:tc>
+        <w:tc>
+          <w:tcPr>
+            <w:tcW w:w="2609" w:type="dxa"/>
+          </w:tcPr>
+          <w:p>
+            <w:pPr>
+              <w:pStyle w:val="Compact"/>
+            </w:pPr>
+            <w:r>
+              <w:t xml:space="preserve">Placement and routing are bought. RFQ-EEG-002A is re-scoped to the review of the contractor’s PLACEMENT, before routing is confirmed</w:t>
             </w:r>
           </w:p>
         </w:tc>
@@ -32384,7 +32471,7 @@
         </w:trPr>
         <w:tc>
           <w:tcPr>
-            <w:tcW w:w="1284" w:type="dxa"/>
+            <w:tcW w:w="1288" w:type="dxa"/>
           </w:tcPr>
           <w:p>
             <w:pPr>
@@ -32397,7 +32484,7 @@
         </w:tc>
         <w:tc>
           <w:tcPr>
-            <w:tcW w:w="3045" w:type="dxa"/>
+            <w:tcW w:w="3043" w:type="dxa"/>
           </w:tcPr>
           <w:p>
             <w:pPr>
@@ -32420,7 +32507,7 @@
         </w:tc>
         <w:tc>
           <w:tcPr>
-            <w:tcW w:w="2486" w:type="dxa"/>
+            <w:tcW w:w="2471" w:type="dxa"/>
           </w:tcPr>
           <w:p>
             <w:pPr>
@@ -32443,7 +32530,7 @@
         </w:tc>
         <w:tc>
           <w:tcPr>
-            <w:tcW w:w="2596" w:type="dxa"/>
+            <w:tcW w:w="2609" w:type="dxa"/>
           </w:tcPr>
           <w:p>
             <w:pPr>
@@ -32489,7 +32576,7 @@
         </w:trPr>
         <w:tc>
           <w:tcPr>
-            <w:tcW w:w="1284" w:type="dxa"/>
+            <w:tcW w:w="1288" w:type="dxa"/>
           </w:tcPr>
           <w:p>
             <w:pPr>
@@ -32502,7 +32589,7 @@
         </w:tc>
         <w:tc>
           <w:tcPr>
-            <w:tcW w:w="3045" w:type="dxa"/>
+            <w:tcW w:w="3043" w:type="dxa"/>
           </w:tcPr>
           <w:p>
             <w:pPr>
@@ -32557,7 +32644,7 @@
         </w:tc>
         <w:tc>
           <w:tcPr>
-            <w:tcW w:w="2486" w:type="dxa"/>
+            <w:tcW w:w="2471" w:type="dxa"/>
           </w:tcPr>
           <w:p>
             <w:pPr>
@@ -32570,7 +32657,7 @@
         </w:tc>
         <w:tc>
           <w:tcPr>
-            <w:tcW w:w="2596" w:type="dxa"/>
+            <w:tcW w:w="2609" w:type="dxa"/>
           </w:tcPr>
           <w:p>
             <w:pPr>
@@ -32601,7 +32688,7 @@
         </w:trPr>
         <w:tc>
           <w:tcPr>
-            <w:tcW w:w="1284" w:type="dxa"/>
+            <w:tcW w:w="1288" w:type="dxa"/>
           </w:tcPr>
           <w:p>
             <w:pPr>
@@ -32614,7 +32701,7 @@
         </w:tc>
         <w:tc>
           <w:tcPr>
-            <w:tcW w:w="3045" w:type="dxa"/>
+            <w:tcW w:w="3043" w:type="dxa"/>
           </w:tcPr>
           <w:p>
             <w:pPr>
@@ -32634,7 +32721,7 @@
         </w:tc>
         <w:tc>
           <w:tcPr>
-            <w:tcW w:w="2486" w:type="dxa"/>
+            <w:tcW w:w="2471" w:type="dxa"/>
           </w:tcPr>
           <w:p>
             <w:pPr>
@@ -32647,7 +32734,7 @@
         </w:tc>
         <w:tc>
           <w:tcPr>
-            <w:tcW w:w="2596" w:type="dxa"/>
+            <w:tcW w:w="2609" w:type="dxa"/>
           </w:tcPr>
           <w:p>
             <w:pPr>
@@ -32665,7 +32752,7 @@
         </w:trPr>
         <w:tc>
           <w:tcPr>
-            <w:tcW w:w="1284" w:type="dxa"/>
+            <w:tcW w:w="1288" w:type="dxa"/>
           </w:tcPr>
           <w:p>
             <w:pPr>
@@ -32678,7 +32765,7 @@
         </w:tc>
         <w:tc>
           <w:tcPr>
-            <w:tcW w:w="3045" w:type="dxa"/>
+            <w:tcW w:w="3043" w:type="dxa"/>
           </w:tcPr>
           <w:p>
             <w:pPr>
@@ -32713,7 +32800,7 @@
         </w:tc>
         <w:tc>
           <w:tcPr>
-            <w:tcW w:w="2486" w:type="dxa"/>
+            <w:tcW w:w="2471" w:type="dxa"/>
           </w:tcPr>
           <w:p>
             <w:pPr>
@@ -32726,7 +32813,7 @@
         </w:tc>
         <w:tc>
           <w:tcPr>
-            <w:tcW w:w="2596" w:type="dxa"/>
+            <w:tcW w:w="2609" w:type="dxa"/>
           </w:tcPr>
           <w:p>
             <w:pPr>
@@ -32744,7 +32831,7 @@
         </w:trPr>
         <w:tc>
           <w:tcPr>
-            <w:tcW w:w="1284" w:type="dxa"/>
+            <w:tcW w:w="1288" w:type="dxa"/>
           </w:tcPr>
           <w:p>
             <w:pPr>
@@ -32757,7 +32844,7 @@
         </w:tc>
         <w:tc>
           <w:tcPr>
-            <w:tcW w:w="3045" w:type="dxa"/>
+            <w:tcW w:w="3043" w:type="dxa"/>
           </w:tcPr>
           <w:p>
             <w:pPr>
@@ -32780,7 +32867,7 @@
         </w:tc>
         <w:tc>
           <w:tcPr>
-            <w:tcW w:w="2486" w:type="dxa"/>
+            <w:tcW w:w="2471" w:type="dxa"/>
           </w:tcPr>
           <w:p>
             <w:pPr>
@@ -32793,7 +32880,7 @@
         </w:tc>
         <w:tc>
           <w:tcPr>
-            <w:tcW w:w="2596" w:type="dxa"/>
+            <w:tcW w:w="2609" w:type="dxa"/>
           </w:tcPr>
           <w:p>
             <w:pPr>
@@ -32811,7 +32898,7 @@
         </w:trPr>
         <w:tc>
           <w:tcPr>
-            <w:tcW w:w="1284" w:type="dxa"/>
+            <w:tcW w:w="1288" w:type="dxa"/>
           </w:tcPr>
           <w:p>
             <w:pPr>
@@ -32824,7 +32911,7 @@
         </w:tc>
         <w:tc>
           <w:tcPr>
-            <w:tcW w:w="3045" w:type="dxa"/>
+            <w:tcW w:w="3043" w:type="dxa"/>
           </w:tcPr>
           <w:p>
             <w:pPr>
@@ -32847,7 +32934,7 @@
         </w:tc>
         <w:tc>
           <w:tcPr>
-            <w:tcW w:w="2486" w:type="dxa"/>
+            <w:tcW w:w="2471" w:type="dxa"/>
           </w:tcPr>
           <w:p>
             <w:pPr>
@@ -32860,7 +32947,7 @@
         </w:tc>
         <w:tc>
           <w:tcPr>
-            <w:tcW w:w="2596" w:type="dxa"/>
+            <w:tcW w:w="2609" w:type="dxa"/>
           </w:tcPr>
           <w:p>
             <w:pPr>
